--- a/BSUIR/semestre 5/MMP/Сушко_381574_ММП_КР.docx
+++ b/BSUIR/semestre 5/MMP/Сушко_381574_ММП_КР.docx
@@ -665,6 +665,7 @@
                 <w:lang w:val="ru-RU"/>
               </w:rPr>
             </w:pPr>
+            <w:proofErr w:type="spellStart"/>
             <w:r>
               <w:rPr>
                 <w:rFonts w:ascii="Times New Roman" w:eastAsia="Times New Roman" w:hAnsi="Times New Roman" w:cs="Times New Roman"/>
@@ -672,7 +673,17 @@
                 <w:szCs w:val="24"/>
                 <w:lang w:val="ru-RU"/>
               </w:rPr>
-              <w:t>Капанов Николай Анатольевич</w:t>
+              <w:t>Капанов</w:t>
+            </w:r>
+            <w:proofErr w:type="spellEnd"/>
+            <w:r>
+              <w:rPr>
+                <w:rFonts w:ascii="Times New Roman" w:eastAsia="Times New Roman" w:hAnsi="Times New Roman" w:cs="Times New Roman"/>
+                <w:sz w:val="24"/>
+                <w:szCs w:val="24"/>
+                <w:lang w:val="ru-RU"/>
+              </w:rPr>
+              <w:t xml:space="preserve"> Николай Анатольевич</w:t>
             </w:r>
           </w:p>
         </w:tc>
@@ -1138,19 +1149,7 @@
           <w:highlight w:val="white"/>
           <w:lang w:val="ru-RU"/>
         </w:rPr>
-        <w:t>1</w:t>
-      </w:r>
-      <w:r>
-        <w:rPr>
-          <w:rFonts w:ascii="Times New Roman" w:eastAsia="Times New Roman" w:hAnsi="Times New Roman" w:cs="Times New Roman"/>
-          <w:b/>
-          <w:bCs/>
-          <w:sz w:val="28"/>
-          <w:szCs w:val="28"/>
-          <w:highlight w:val="white"/>
-          <w:lang w:val="ru-RU"/>
-        </w:rPr>
-        <w:t>.</w:t>
+        <w:t>1.</w:t>
       </w:r>
       <w:r>
         <w:rPr>
@@ -1257,8 +1256,19 @@
           <w:highlight w:val="white"/>
         </w:rPr>
         <w:tab/>
-        <w:t>Найдём максимальный поток используя алгоритм Форда-Фалкерсона</w:t>
-      </w:r>
+        <w:t>Найдём максимальный поток используя алгоритм Форда-</w:t>
+      </w:r>
+      <w:proofErr w:type="spellStart"/>
+      <w:r>
+        <w:rPr>
+          <w:rFonts w:ascii="Times New Roman" w:eastAsia="Times New Roman" w:hAnsi="Times New Roman" w:cs="Times New Roman"/>
+          <w:sz w:val="28"/>
+          <w:szCs w:val="28"/>
+          <w:highlight w:val="white"/>
+        </w:rPr>
+        <w:t>Фалкерсона</w:t>
+      </w:r>
+      <w:proofErr w:type="spellEnd"/>
       <w:r>
         <w:rPr>
           <w:rFonts w:ascii="Times New Roman" w:eastAsia="Times New Roman" w:hAnsi="Times New Roman" w:cs="Times New Roman"/>
@@ -1286,6 +1296,7 @@
         <w:rPr>
           <w:rFonts w:ascii="Times New Roman" w:eastAsia="Times New Roman" w:hAnsi="Times New Roman" w:cs="Times New Roman"/>
           <w:b/>
+          <w:noProof/>
           <w:sz w:val="28"/>
           <w:szCs w:val="28"/>
           <w:lang w:val="ru-RU"/>
@@ -1347,12 +1358,11 @@
           <w:szCs w:val="28"/>
           <w:lang w:val="ru-RU"/>
         </w:rPr>
-        <w:lastRenderedPageBreak/>
         <w:drawing>
-          <wp:inline distT="0" distB="0" distL="0" distR="0" wp14:anchorId="2359ABF4" wp14:editId="52EE1C0D">
-            <wp:extent cx="5730875" cy="3415665"/>
-            <wp:effectExtent l="0" t="0" r="3175" b="0"/>
-            <wp:docPr id="10" name="Рисунок 10"/>
+          <wp:inline distT="0" distB="0" distL="0" distR="0" wp14:anchorId="451B0765" wp14:editId="63D98018">
+            <wp:extent cx="5730875" cy="1656080"/>
+            <wp:effectExtent l="0" t="0" r="3175" b="1270"/>
+            <wp:docPr id="3" name="Рисунок 3"/>
             <wp:cNvGraphicFramePr>
               <a:graphicFrameLocks xmlns:a="http://schemas.openxmlformats.org/drawingml/2006/main" noChangeAspect="1"/>
             </wp:cNvGraphicFramePr>
@@ -1372,7 +1382,7 @@
                   <pic:spPr>
                     <a:xfrm>
                       <a:off x="0" y="0"/>
-                      <a:ext cx="5730875" cy="3415665"/>
+                      <a:ext cx="5730875" cy="1656080"/>
                     </a:xfrm>
                     <a:prstGeom prst="rect">
                       <a:avLst/>
@@ -1405,11 +1415,12 @@
           <w:szCs w:val="28"/>
           <w:lang w:val="ru-RU"/>
         </w:rPr>
+        <w:lastRenderedPageBreak/>
         <w:drawing>
-          <wp:inline distT="0" distB="0" distL="0" distR="0" wp14:anchorId="5A9731C4" wp14:editId="4ABEF14C">
-            <wp:extent cx="5730875" cy="3439795"/>
-            <wp:effectExtent l="0" t="0" r="3175" b="8255"/>
-            <wp:docPr id="12" name="Рисунок 12"/>
+          <wp:inline distT="0" distB="0" distL="0" distR="0" wp14:anchorId="54E4A8D5" wp14:editId="784A6F3E">
+            <wp:extent cx="5730875" cy="1715770"/>
+            <wp:effectExtent l="0" t="0" r="3175" b="0"/>
+            <wp:docPr id="4" name="Рисунок 4"/>
             <wp:cNvGraphicFramePr>
               <a:graphicFrameLocks xmlns:a="http://schemas.openxmlformats.org/drawingml/2006/main" noChangeAspect="1"/>
             </wp:cNvGraphicFramePr>
@@ -1429,7 +1440,7 @@
                   <pic:spPr>
                     <a:xfrm>
                       <a:off x="0" y="0"/>
-                      <a:ext cx="5730875" cy="3439795"/>
+                      <a:ext cx="5730875" cy="1715770"/>
                     </a:xfrm>
                     <a:prstGeom prst="rect">
                       <a:avLst/>
@@ -1462,12 +1473,11 @@
           <w:szCs w:val="28"/>
           <w:lang w:val="ru-RU"/>
         </w:rPr>
-        <w:lastRenderedPageBreak/>
         <w:drawing>
-          <wp:inline distT="0" distB="0" distL="0" distR="0" wp14:anchorId="33D0832B" wp14:editId="58A175DA">
-            <wp:extent cx="5730875" cy="3371850"/>
-            <wp:effectExtent l="0" t="0" r="3175" b="0"/>
-            <wp:docPr id="13" name="Рисунок 13"/>
+          <wp:inline distT="0" distB="0" distL="0" distR="0" wp14:anchorId="085C546D" wp14:editId="2921F8A9">
+            <wp:extent cx="5730875" cy="1668145"/>
+            <wp:effectExtent l="0" t="0" r="3175" b="8255"/>
+            <wp:docPr id="5" name="Рисунок 5"/>
             <wp:cNvGraphicFramePr>
               <a:graphicFrameLocks xmlns:a="http://schemas.openxmlformats.org/drawingml/2006/main" noChangeAspect="1"/>
             </wp:cNvGraphicFramePr>
@@ -1487,7 +1497,7 @@
                   <pic:spPr>
                     <a:xfrm>
                       <a:off x="0" y="0"/>
-                      <a:ext cx="5730875" cy="3371850"/>
+                      <a:ext cx="5730875" cy="1668145"/>
                     </a:xfrm>
                     <a:prstGeom prst="rect">
                       <a:avLst/>
@@ -1512,108 +1522,19 @@
           <w:lang w:val="ru-RU"/>
         </w:rPr>
       </w:pPr>
-      <w:r>
+    </w:p>
+    <w:p>
+      <w:pPr>
+        <w:ind w:firstLine="720"/>
         <w:rPr>
           <w:rFonts w:ascii="Times New Roman" w:eastAsia="Times New Roman" w:hAnsi="Times New Roman" w:cs="Times New Roman"/>
           <w:b/>
           <w:sz w:val="28"/>
           <w:szCs w:val="28"/>
-          <w:lang w:val="ru-RU"/>
-        </w:rPr>
-        <w:drawing>
-          <wp:inline distT="0" distB="0" distL="0" distR="0" wp14:anchorId="2D2FF8DC" wp14:editId="70C50E74">
-            <wp:extent cx="5730875" cy="3458845"/>
-            <wp:effectExtent l="0" t="0" r="3175" b="8255"/>
-            <wp:docPr id="15" name="Рисунок 15"/>
-            <wp:cNvGraphicFramePr>
-              <a:graphicFrameLocks xmlns:a="http://schemas.openxmlformats.org/drawingml/2006/main" noChangeAspect="1"/>
-            </wp:cNvGraphicFramePr>
-            <a:graphic xmlns:a="http://schemas.openxmlformats.org/drawingml/2006/main">
-              <a:graphicData uri="http://schemas.openxmlformats.org/drawingml/2006/picture">
-                <pic:pic xmlns:pic="http://schemas.openxmlformats.org/drawingml/2006/picture">
-                  <pic:nvPicPr>
-                    <pic:cNvPr id="1" name=""/>
-                    <pic:cNvPicPr/>
-                  </pic:nvPicPr>
-                  <pic:blipFill>
-                    <a:blip r:embed="rId10"/>
-                    <a:stretch>
-                      <a:fillRect/>
-                    </a:stretch>
-                  </pic:blipFill>
-                  <pic:spPr>
-                    <a:xfrm>
-                      <a:off x="0" y="0"/>
-                      <a:ext cx="5730875" cy="3458845"/>
-                    </a:xfrm>
-                    <a:prstGeom prst="rect">
-                      <a:avLst/>
-                    </a:prstGeom>
-                  </pic:spPr>
-                </pic:pic>
-              </a:graphicData>
-            </a:graphic>
-          </wp:inline>
-        </w:drawing>
-      </w:r>
-    </w:p>
-    <w:p>
-      <w:pPr>
-        <w:ind w:firstLine="720"/>
-        <w:rPr>
-          <w:rFonts w:ascii="Times New Roman" w:eastAsia="Times New Roman" w:hAnsi="Times New Roman" w:cs="Times New Roman"/>
-          <w:b/>
-          <w:sz w:val="28"/>
-          <w:szCs w:val="28"/>
-          <w:highlight w:val="white"/>
-          <w:lang w:val="ru-RU"/>
-        </w:rPr>
-      </w:pPr>
-      <w:r>
-        <w:rPr>
-          <w:rFonts w:ascii="Times New Roman" w:eastAsia="Times New Roman" w:hAnsi="Times New Roman" w:cs="Times New Roman"/>
-          <w:b/>
-          <w:sz w:val="28"/>
-          <w:szCs w:val="28"/>
-          <w:lang w:val="ru-RU"/>
-        </w:rPr>
-        <w:lastRenderedPageBreak/>
-        <w:drawing>
-          <wp:inline distT="0" distB="0" distL="0" distR="0" wp14:anchorId="24F4DB86" wp14:editId="49137457">
-            <wp:extent cx="5730875" cy="3397885"/>
-            <wp:effectExtent l="0" t="0" r="3175" b="0"/>
-            <wp:docPr id="16" name="Рисунок 16"/>
-            <wp:cNvGraphicFramePr>
-              <a:graphicFrameLocks xmlns:a="http://schemas.openxmlformats.org/drawingml/2006/main" noChangeAspect="1"/>
-            </wp:cNvGraphicFramePr>
-            <a:graphic xmlns:a="http://schemas.openxmlformats.org/drawingml/2006/main">
-              <a:graphicData uri="http://schemas.openxmlformats.org/drawingml/2006/picture">
-                <pic:pic xmlns:pic="http://schemas.openxmlformats.org/drawingml/2006/picture">
-                  <pic:nvPicPr>
-                    <pic:cNvPr id="1" name=""/>
-                    <pic:cNvPicPr/>
-                  </pic:nvPicPr>
-                  <pic:blipFill>
-                    <a:blip r:embed="rId11"/>
-                    <a:stretch>
-                      <a:fillRect/>
-                    </a:stretch>
-                  </pic:blipFill>
-                  <pic:spPr>
-                    <a:xfrm>
-                      <a:off x="0" y="0"/>
-                      <a:ext cx="5730875" cy="3397885"/>
-                    </a:xfrm>
-                    <a:prstGeom prst="rect">
-                      <a:avLst/>
-                    </a:prstGeom>
-                  </pic:spPr>
-                </pic:pic>
-              </a:graphicData>
-            </a:graphic>
-          </wp:inline>
-        </w:drawing>
-      </w:r>
+          <w:highlight w:val="white"/>
+          <w:lang w:val="ru-RU"/>
+        </w:rPr>
+      </w:pPr>
     </w:p>
     <w:p>
       <w:pPr>
@@ -1734,19 +1655,7 @@
           <w:highlight w:val="white"/>
           <w:lang w:val="ru-RU"/>
         </w:rPr>
-        <w:t>2</w:t>
-      </w:r>
-      <w:r>
-        <w:rPr>
-          <w:rFonts w:ascii="Times New Roman" w:eastAsia="Times New Roman" w:hAnsi="Times New Roman" w:cs="Times New Roman"/>
-          <w:b/>
-          <w:bCs/>
-          <w:sz w:val="28"/>
-          <w:szCs w:val="28"/>
-          <w:highlight w:val="white"/>
-          <w:lang w:val="ru-RU"/>
-        </w:rPr>
-        <w:t>.</w:t>
+        <w:t>2.</w:t>
       </w:r>
       <w:r>
         <w:rPr>
@@ -1880,7 +1789,29 @@
           <w:highlight w:val="white"/>
           <w:lang w:val="ru-RU"/>
         </w:rPr>
-        <w:t>Итерация 1: X = ? (не указано, буду находить для максимального потока = 15 из предыдущей задачи)</w:t>
+        <w:t xml:space="preserve">Итерация 1: X </w:t>
+      </w:r>
+      <w:proofErr w:type="gramStart"/>
+      <w:r>
+        <w:rPr>
+          <w:rFonts w:ascii="Times New Roman" w:eastAsia="Times New Roman" w:hAnsi="Times New Roman" w:cs="Times New Roman"/>
+          <w:sz w:val="28"/>
+          <w:szCs w:val="28"/>
+          <w:highlight w:val="white"/>
+          <w:lang w:val="ru-RU"/>
+        </w:rPr>
+        <w:t>= ?</w:t>
+      </w:r>
+      <w:proofErr w:type="gramEnd"/>
+      <w:r>
+        <w:rPr>
+          <w:rFonts w:ascii="Times New Roman" w:eastAsia="Times New Roman" w:hAnsi="Times New Roman" w:cs="Times New Roman"/>
+          <w:sz w:val="28"/>
+          <w:szCs w:val="28"/>
+          <w:highlight w:val="white"/>
+          <w:lang w:val="ru-RU"/>
+        </w:rPr>
+        <w:t xml:space="preserve"> (не указано, буду находить для максимального потока = 15 из предыдущей задачи)</w:t>
       </w:r>
     </w:p>
     <w:p>
@@ -1926,7 +1857,63 @@
           <w:highlight w:val="white"/>
           <w:lang w:val="ru-RU"/>
         </w:rPr>
-        <w:t>Минимум пропускностей: min(8,3,9)=3</w:t>
+        <w:t xml:space="preserve">Минимум </w:t>
+      </w:r>
+      <w:proofErr w:type="spellStart"/>
+      <w:r>
+        <w:rPr>
+          <w:rFonts w:ascii="Times New Roman" w:eastAsia="Times New Roman" w:hAnsi="Times New Roman" w:cs="Times New Roman"/>
+          <w:sz w:val="28"/>
+          <w:szCs w:val="28"/>
+          <w:highlight w:val="white"/>
+          <w:lang w:val="ru-RU"/>
+        </w:rPr>
+        <w:t>пропускностей</w:t>
+      </w:r>
+      <w:proofErr w:type="spellEnd"/>
+      <w:r>
+        <w:rPr>
+          <w:rFonts w:ascii="Times New Roman" w:eastAsia="Times New Roman" w:hAnsi="Times New Roman" w:cs="Times New Roman"/>
+          <w:sz w:val="28"/>
+          <w:szCs w:val="28"/>
+          <w:highlight w:val="white"/>
+          <w:lang w:val="ru-RU"/>
+        </w:rPr>
+        <w:t xml:space="preserve">: </w:t>
+      </w:r>
+      <w:proofErr w:type="spellStart"/>
+      <w:proofErr w:type="gramStart"/>
+      <w:r>
+        <w:rPr>
+          <w:rFonts w:ascii="Times New Roman" w:eastAsia="Times New Roman" w:hAnsi="Times New Roman" w:cs="Times New Roman"/>
+          <w:sz w:val="28"/>
+          <w:szCs w:val="28"/>
+          <w:highlight w:val="white"/>
+          <w:lang w:val="ru-RU"/>
+        </w:rPr>
+        <w:t>min</w:t>
+      </w:r>
+      <w:proofErr w:type="spellEnd"/>
+      <w:r>
+        <w:rPr>
+          <w:rFonts w:ascii="Times New Roman" w:eastAsia="Times New Roman" w:hAnsi="Times New Roman" w:cs="Times New Roman"/>
+          <w:sz w:val="28"/>
+          <w:szCs w:val="28"/>
+          <w:highlight w:val="white"/>
+          <w:lang w:val="ru-RU"/>
+        </w:rPr>
+        <w:t>(</w:t>
+      </w:r>
+      <w:proofErr w:type="gramEnd"/>
+      <w:r>
+        <w:rPr>
+          <w:rFonts w:ascii="Times New Roman" w:eastAsia="Times New Roman" w:hAnsi="Times New Roman" w:cs="Times New Roman"/>
+          <w:sz w:val="28"/>
+          <w:szCs w:val="28"/>
+          <w:highlight w:val="white"/>
+          <w:lang w:val="ru-RU"/>
+        </w:rPr>
+        <w:t>8,3,9)=3</w:t>
       </w:r>
     </w:p>
     <w:p>
@@ -2001,7 +1988,29 @@
           <w:highlight w:val="white"/>
           <w:lang w:val="ru-RU"/>
         </w:rPr>
-        <w:t>Обновляем остаточные пропускности:</w:t>
+        <w:t xml:space="preserve">Обновляем остаточные </w:t>
+      </w:r>
+      <w:proofErr w:type="spellStart"/>
+      <w:r>
+        <w:rPr>
+          <w:rFonts w:ascii="Times New Roman" w:eastAsia="Times New Roman" w:hAnsi="Times New Roman" w:cs="Times New Roman"/>
+          <w:sz w:val="28"/>
+          <w:szCs w:val="28"/>
+          <w:highlight w:val="white"/>
+          <w:lang w:val="ru-RU"/>
+        </w:rPr>
+        <w:t>пропускности</w:t>
+      </w:r>
+      <w:proofErr w:type="spellEnd"/>
+      <w:r>
+        <w:rPr>
+          <w:rFonts w:ascii="Times New Roman" w:eastAsia="Times New Roman" w:hAnsi="Times New Roman" w:cs="Times New Roman"/>
+          <w:sz w:val="28"/>
+          <w:szCs w:val="28"/>
+          <w:highlight w:val="white"/>
+          <w:lang w:val="ru-RU"/>
+        </w:rPr>
+        <w:t>:</w:t>
       </w:r>
     </w:p>
     <w:p>
@@ -2150,15 +2159,39 @@
           <w:lang w:val="ru-RU"/>
         </w:rPr>
       </w:pPr>
-      <w:r>
-        <w:rPr>
-          <w:rFonts w:ascii="Times New Roman" w:eastAsia="Times New Roman" w:hAnsi="Times New Roman" w:cs="Times New Roman"/>
-          <w:sz w:val="28"/>
-          <w:szCs w:val="28"/>
-          <w:highlight w:val="white"/>
-          <w:lang w:val="ru-RU"/>
-        </w:rPr>
-        <w:t>min(7,2,6)=2</w:t>
+      <w:proofErr w:type="spellStart"/>
+      <w:proofErr w:type="gramStart"/>
+      <w:r>
+        <w:rPr>
+          <w:rFonts w:ascii="Times New Roman" w:eastAsia="Times New Roman" w:hAnsi="Times New Roman" w:cs="Times New Roman"/>
+          <w:sz w:val="28"/>
+          <w:szCs w:val="28"/>
+          <w:highlight w:val="white"/>
+          <w:lang w:val="ru-RU"/>
+        </w:rPr>
+        <w:t>min</w:t>
+      </w:r>
+      <w:proofErr w:type="spellEnd"/>
+      <w:r>
+        <w:rPr>
+          <w:rFonts w:ascii="Times New Roman" w:eastAsia="Times New Roman" w:hAnsi="Times New Roman" w:cs="Times New Roman"/>
+          <w:sz w:val="28"/>
+          <w:szCs w:val="28"/>
+          <w:highlight w:val="white"/>
+          <w:lang w:val="ru-RU"/>
+        </w:rPr>
+        <w:t>(</w:t>
+      </w:r>
+      <w:proofErr w:type="gramEnd"/>
+      <w:r>
+        <w:rPr>
+          <w:rFonts w:ascii="Times New Roman" w:eastAsia="Times New Roman" w:hAnsi="Times New Roman" w:cs="Times New Roman"/>
+          <w:sz w:val="28"/>
+          <w:szCs w:val="28"/>
+          <w:highlight w:val="white"/>
+          <w:lang w:val="ru-RU"/>
+        </w:rPr>
+        <w:t>7,2,6)=2</w:t>
       </w:r>
     </w:p>
     <w:p>
@@ -2332,6 +2365,8 @@
           <w:lang w:val="ru-RU"/>
         </w:rPr>
       </w:pPr>
+      <w:proofErr w:type="spellStart"/>
+      <w:proofErr w:type="gramStart"/>
       <w:r>
         <w:rPr>
           <w:rFonts w:ascii="Times New Roman" w:eastAsia="Times New Roman" w:hAnsi="Times New Roman" w:cs="Times New Roman"/>
@@ -2341,7 +2376,29 @@
           <w:lang w:val="ru-RU"/>
         </w:rPr>
         <w:lastRenderedPageBreak/>
-        <w:t>min(9,8,7)=7</w:t>
+        <w:t>min</w:t>
+      </w:r>
+      <w:proofErr w:type="spellEnd"/>
+      <w:r>
+        <w:rPr>
+          <w:rFonts w:ascii="Times New Roman" w:eastAsia="Times New Roman" w:hAnsi="Times New Roman" w:cs="Times New Roman"/>
+          <w:sz w:val="28"/>
+          <w:szCs w:val="28"/>
+          <w:highlight w:val="white"/>
+          <w:lang w:val="ru-RU"/>
+        </w:rPr>
+        <w:t>(</w:t>
+      </w:r>
+      <w:proofErr w:type="gramEnd"/>
+      <w:r>
+        <w:rPr>
+          <w:rFonts w:ascii="Times New Roman" w:eastAsia="Times New Roman" w:hAnsi="Times New Roman" w:cs="Times New Roman"/>
+          <w:sz w:val="28"/>
+          <w:szCs w:val="28"/>
+          <w:highlight w:val="white"/>
+          <w:lang w:val="ru-RU"/>
+        </w:rPr>
+        <w:t>9,8,7)=7</w:t>
       </w:r>
     </w:p>
     <w:p>
@@ -2515,15 +2572,39 @@
           <w:lang w:val="ru-RU"/>
         </w:rPr>
       </w:pPr>
-      <w:r>
-        <w:rPr>
-          <w:rFonts w:ascii="Times New Roman" w:eastAsia="Times New Roman" w:hAnsi="Times New Roman" w:cs="Times New Roman"/>
-          <w:sz w:val="28"/>
-          <w:szCs w:val="28"/>
-          <w:highlight w:val="white"/>
-          <w:lang w:val="ru-RU"/>
-        </w:rPr>
-        <w:t>min(5,6,3)=3</w:t>
+      <w:proofErr w:type="spellStart"/>
+      <w:proofErr w:type="gramStart"/>
+      <w:r>
+        <w:rPr>
+          <w:rFonts w:ascii="Times New Roman" w:eastAsia="Times New Roman" w:hAnsi="Times New Roman" w:cs="Times New Roman"/>
+          <w:sz w:val="28"/>
+          <w:szCs w:val="28"/>
+          <w:highlight w:val="white"/>
+          <w:lang w:val="ru-RU"/>
+        </w:rPr>
+        <w:t>min</w:t>
+      </w:r>
+      <w:proofErr w:type="spellEnd"/>
+      <w:r>
+        <w:rPr>
+          <w:rFonts w:ascii="Times New Roman" w:eastAsia="Times New Roman" w:hAnsi="Times New Roman" w:cs="Times New Roman"/>
+          <w:sz w:val="28"/>
+          <w:szCs w:val="28"/>
+          <w:highlight w:val="white"/>
+          <w:lang w:val="ru-RU"/>
+        </w:rPr>
+        <w:t>(</w:t>
+      </w:r>
+      <w:proofErr w:type="gramEnd"/>
+      <w:r>
+        <w:rPr>
+          <w:rFonts w:ascii="Times New Roman" w:eastAsia="Times New Roman" w:hAnsi="Times New Roman" w:cs="Times New Roman"/>
+          <w:sz w:val="28"/>
+          <w:szCs w:val="28"/>
+          <w:highlight w:val="white"/>
+          <w:lang w:val="ru-RU"/>
+        </w:rPr>
+        <w:t>5,6,3)=3</w:t>
       </w:r>
     </w:p>
     <w:p>
@@ -2767,7 +2848,29 @@
           <w:highlight w:val="white"/>
           <w:lang w:val="ru-RU"/>
         </w:rPr>
-        <w:t>Если нужно для конкретного X &lt; 15, можно остановиться раньше.</w:t>
+        <w:t xml:space="preserve">Если нужно для конкретного X </w:t>
+      </w:r>
+      <w:proofErr w:type="gramStart"/>
+      <w:r>
+        <w:rPr>
+          <w:rFonts w:ascii="Times New Roman" w:eastAsia="Times New Roman" w:hAnsi="Times New Roman" w:cs="Times New Roman"/>
+          <w:sz w:val="28"/>
+          <w:szCs w:val="28"/>
+          <w:highlight w:val="white"/>
+          <w:lang w:val="ru-RU"/>
+        </w:rPr>
+        <w:t>&lt; 15</w:t>
+      </w:r>
+      <w:proofErr w:type="gramEnd"/>
+      <w:r>
+        <w:rPr>
+          <w:rFonts w:ascii="Times New Roman" w:eastAsia="Times New Roman" w:hAnsi="Times New Roman" w:cs="Times New Roman"/>
+          <w:sz w:val="28"/>
+          <w:szCs w:val="28"/>
+          <w:highlight w:val="white"/>
+          <w:lang w:val="ru-RU"/>
+        </w:rPr>
+        <w:t>, можно остановиться раньше.</w:t>
       </w:r>
       <w:r>
         <w:rPr>
@@ -2883,7 +2986,41 @@
           <w:highlight w:val="white"/>
           <w:lang w:val="ru-RU"/>
         </w:rPr>
-        <w:t>X1→X5→X7→X9→X11: стоимость=10+1+2+10=23, min(9,4,5,7)=4</w:t>
+        <w:t xml:space="preserve">X1→X5→X7→X9→X11: стоимость=10+1+2+10=23, </w:t>
+      </w:r>
+      <w:proofErr w:type="spellStart"/>
+      <w:proofErr w:type="gramStart"/>
+      <w:r>
+        <w:rPr>
+          <w:rFonts w:ascii="Times New Roman" w:eastAsia="Times New Roman" w:hAnsi="Times New Roman" w:cs="Times New Roman"/>
+          <w:sz w:val="28"/>
+          <w:szCs w:val="28"/>
+          <w:highlight w:val="white"/>
+          <w:lang w:val="ru-RU"/>
+        </w:rPr>
+        <w:t>min</w:t>
+      </w:r>
+      <w:proofErr w:type="spellEnd"/>
+      <w:r>
+        <w:rPr>
+          <w:rFonts w:ascii="Times New Roman" w:eastAsia="Times New Roman" w:hAnsi="Times New Roman" w:cs="Times New Roman"/>
+          <w:sz w:val="28"/>
+          <w:szCs w:val="28"/>
+          <w:highlight w:val="white"/>
+          <w:lang w:val="ru-RU"/>
+        </w:rPr>
+        <w:t>(</w:t>
+      </w:r>
+      <w:proofErr w:type="gramEnd"/>
+      <w:r>
+        <w:rPr>
+          <w:rFonts w:ascii="Times New Roman" w:eastAsia="Times New Roman" w:hAnsi="Times New Roman" w:cs="Times New Roman"/>
+          <w:sz w:val="28"/>
+          <w:szCs w:val="28"/>
+          <w:highlight w:val="white"/>
+          <w:lang w:val="ru-RU"/>
+        </w:rPr>
+        <w:t>9,4,5,7)=4</w:t>
       </w:r>
     </w:p>
     <w:p>
@@ -2933,7 +3070,41 @@
           <w:highlight w:val="white"/>
           <w:lang w:val="ru-RU"/>
         </w:rPr>
-        <w:t>X1→X5→X9→X11: стоимость=10+1+10=21, min(5,4,3)=3</w:t>
+        <w:t xml:space="preserve">X1→X5→X9→X11: стоимость=10+1+10=21, </w:t>
+      </w:r>
+      <w:proofErr w:type="spellStart"/>
+      <w:proofErr w:type="gramStart"/>
+      <w:r>
+        <w:rPr>
+          <w:rFonts w:ascii="Times New Roman" w:eastAsia="Times New Roman" w:hAnsi="Times New Roman" w:cs="Times New Roman"/>
+          <w:sz w:val="28"/>
+          <w:szCs w:val="28"/>
+          <w:highlight w:val="white"/>
+          <w:lang w:val="ru-RU"/>
+        </w:rPr>
+        <w:t>min</w:t>
+      </w:r>
+      <w:proofErr w:type="spellEnd"/>
+      <w:r>
+        <w:rPr>
+          <w:rFonts w:ascii="Times New Roman" w:eastAsia="Times New Roman" w:hAnsi="Times New Roman" w:cs="Times New Roman"/>
+          <w:sz w:val="28"/>
+          <w:szCs w:val="28"/>
+          <w:highlight w:val="white"/>
+          <w:lang w:val="ru-RU"/>
+        </w:rPr>
+        <w:t>(</w:t>
+      </w:r>
+      <w:proofErr w:type="gramEnd"/>
+      <w:r>
+        <w:rPr>
+          <w:rFonts w:ascii="Times New Roman" w:eastAsia="Times New Roman" w:hAnsi="Times New Roman" w:cs="Times New Roman"/>
+          <w:sz w:val="28"/>
+          <w:szCs w:val="28"/>
+          <w:highlight w:val="white"/>
+          <w:lang w:val="ru-RU"/>
+        </w:rPr>
+        <w:t>5,4,3)=3</w:t>
       </w:r>
     </w:p>
     <w:p>
@@ -2983,7 +3154,41 @@
           <w:highlight w:val="white"/>
           <w:lang w:val="ru-RU"/>
         </w:rPr>
-        <w:t>X1→X4→X8→X11: стоимость=3+12+7=22, min(2,6,3)=2</w:t>
+        <w:t xml:space="preserve">X1→X4→X8→X11: стоимость=3+12+7=22, </w:t>
+      </w:r>
+      <w:proofErr w:type="spellStart"/>
+      <w:proofErr w:type="gramStart"/>
+      <w:r>
+        <w:rPr>
+          <w:rFonts w:ascii="Times New Roman" w:eastAsia="Times New Roman" w:hAnsi="Times New Roman" w:cs="Times New Roman"/>
+          <w:sz w:val="28"/>
+          <w:szCs w:val="28"/>
+          <w:highlight w:val="white"/>
+          <w:lang w:val="ru-RU"/>
+        </w:rPr>
+        <w:t>min</w:t>
+      </w:r>
+      <w:proofErr w:type="spellEnd"/>
+      <w:r>
+        <w:rPr>
+          <w:rFonts w:ascii="Times New Roman" w:eastAsia="Times New Roman" w:hAnsi="Times New Roman" w:cs="Times New Roman"/>
+          <w:sz w:val="28"/>
+          <w:szCs w:val="28"/>
+          <w:highlight w:val="white"/>
+          <w:lang w:val="ru-RU"/>
+        </w:rPr>
+        <w:t>(</w:t>
+      </w:r>
+      <w:proofErr w:type="gramEnd"/>
+      <w:r>
+        <w:rPr>
+          <w:rFonts w:ascii="Times New Roman" w:eastAsia="Times New Roman" w:hAnsi="Times New Roman" w:cs="Times New Roman"/>
+          <w:sz w:val="28"/>
+          <w:szCs w:val="28"/>
+          <w:highlight w:val="white"/>
+          <w:lang w:val="ru-RU"/>
+        </w:rPr>
+        <w:t>2,6,3)=2</w:t>
       </w:r>
     </w:p>
     <w:p>
@@ -3054,28 +3259,84 @@
           <w:highlight w:val="white"/>
           <w:lang w:val="ru-RU"/>
         </w:rPr>
-        <w:t>X1→X3→X7→X9→X11: стоимость=5+9+2+10=26, min(4,6,1,0)=0 - невозможно</w:t>
-      </w:r>
-    </w:p>
-    <w:p>
-      <w:pPr>
-        <w:rPr>
-          <w:rFonts w:ascii="Times New Roman" w:eastAsia="Times New Roman" w:hAnsi="Times New Roman" w:cs="Times New Roman"/>
-          <w:sz w:val="28"/>
-          <w:szCs w:val="28"/>
-          <w:highlight w:val="white"/>
-          <w:lang w:val="ru-RU"/>
-        </w:rPr>
-      </w:pPr>
-      <w:r>
-        <w:rPr>
-          <w:rFonts w:ascii="Times New Roman" w:eastAsia="Times New Roman" w:hAnsi="Times New Roman" w:cs="Times New Roman"/>
-          <w:sz w:val="28"/>
-          <w:szCs w:val="28"/>
-          <w:highlight w:val="white"/>
-          <w:lang w:val="ru-RU"/>
-        </w:rPr>
-        <w:t>Достигли потока=14 стоимостью=234 (лучше чем 248!)</w:t>
+        <w:t xml:space="preserve">X1→X3→X7→X9→X11: стоимость=5+9+2+10=26, </w:t>
+      </w:r>
+      <w:proofErr w:type="spellStart"/>
+      <w:proofErr w:type="gramStart"/>
+      <w:r>
+        <w:rPr>
+          <w:rFonts w:ascii="Times New Roman" w:eastAsia="Times New Roman" w:hAnsi="Times New Roman" w:cs="Times New Roman"/>
+          <w:sz w:val="28"/>
+          <w:szCs w:val="28"/>
+          <w:highlight w:val="white"/>
+          <w:lang w:val="ru-RU"/>
+        </w:rPr>
+        <w:t>min</w:t>
+      </w:r>
+      <w:proofErr w:type="spellEnd"/>
+      <w:r>
+        <w:rPr>
+          <w:rFonts w:ascii="Times New Roman" w:eastAsia="Times New Roman" w:hAnsi="Times New Roman" w:cs="Times New Roman"/>
+          <w:sz w:val="28"/>
+          <w:szCs w:val="28"/>
+          <w:highlight w:val="white"/>
+          <w:lang w:val="ru-RU"/>
+        </w:rPr>
+        <w:t>(</w:t>
+      </w:r>
+      <w:proofErr w:type="gramEnd"/>
+      <w:r>
+        <w:rPr>
+          <w:rFonts w:ascii="Times New Roman" w:eastAsia="Times New Roman" w:hAnsi="Times New Roman" w:cs="Times New Roman"/>
+          <w:sz w:val="28"/>
+          <w:szCs w:val="28"/>
+          <w:highlight w:val="white"/>
+          <w:lang w:val="ru-RU"/>
+        </w:rPr>
+        <w:t>4,6,1,0)=0 - невозможно</w:t>
+      </w:r>
+    </w:p>
+    <w:p>
+      <w:pPr>
+        <w:rPr>
+          <w:rFonts w:ascii="Times New Roman" w:eastAsia="Times New Roman" w:hAnsi="Times New Roman" w:cs="Times New Roman"/>
+          <w:sz w:val="28"/>
+          <w:szCs w:val="28"/>
+          <w:highlight w:val="white"/>
+          <w:lang w:val="ru-RU"/>
+        </w:rPr>
+      </w:pPr>
+      <w:r>
+        <w:rPr>
+          <w:rFonts w:ascii="Times New Roman" w:eastAsia="Times New Roman" w:hAnsi="Times New Roman" w:cs="Times New Roman"/>
+          <w:sz w:val="28"/>
+          <w:szCs w:val="28"/>
+          <w:highlight w:val="white"/>
+          <w:lang w:val="ru-RU"/>
+        </w:rPr>
+        <w:t>Достигли потока=14 стоимостью=234 (</w:t>
+      </w:r>
+      <w:proofErr w:type="gramStart"/>
+      <w:r>
+        <w:rPr>
+          <w:rFonts w:ascii="Times New Roman" w:eastAsia="Times New Roman" w:hAnsi="Times New Roman" w:cs="Times New Roman"/>
+          <w:sz w:val="28"/>
+          <w:szCs w:val="28"/>
+          <w:highlight w:val="white"/>
+          <w:lang w:val="ru-RU"/>
+        </w:rPr>
+        <w:t>лучше</w:t>
+      </w:r>
+      <w:proofErr w:type="gramEnd"/>
+      <w:r>
+        <w:rPr>
+          <w:rFonts w:ascii="Times New Roman" w:eastAsia="Times New Roman" w:hAnsi="Times New Roman" w:cs="Times New Roman"/>
+          <w:sz w:val="28"/>
+          <w:szCs w:val="28"/>
+          <w:highlight w:val="white"/>
+          <w:lang w:val="ru-RU"/>
+        </w:rPr>
+        <w:t xml:space="preserve"> чем 248!)</w:t>
       </w:r>
     </w:p>
     <w:p>
@@ -3107,7 +3368,7 @@
           <w:sz w:val="28"/>
           <w:szCs w:val="28"/>
           <w:highlight w:val="white"/>
-          <w:lang w:val="en-US"/>
+          <w:lang w:val="ru-RU"/>
         </w:rPr>
       </w:pPr>
     </w:p>
@@ -3139,7 +3400,7 @@
           <w:sz w:val="28"/>
           <w:szCs w:val="28"/>
           <w:highlight w:val="white"/>
-          <w:lang w:val="en-US"/>
+          <w:lang w:val="ru-RU"/>
         </w:rPr>
         <w:t>234</w:t>
       </w:r>
@@ -3299,7 +3560,7 @@
           <w:sz w:val="28"/>
           <w:szCs w:val="28"/>
           <w:highlight w:val="white"/>
-          <w:lang w:val="en-US"/>
+          <w:lang w:val="ru-RU"/>
         </w:rPr>
       </w:pPr>
       <w:r>
@@ -3427,6 +3688,7 @@
         </w:rPr>
         <w:t>Ответ</w:t>
       </w:r>
+      <w:proofErr w:type="gramStart"/>
       <w:r>
         <w:rPr>
           <w:rFonts w:ascii="Times New Roman" w:eastAsia="Times New Roman" w:hAnsi="Times New Roman" w:cs="Times New Roman"/>
@@ -3451,6 +3713,7 @@
         </w:rPr>
         <w:t>.</w:t>
       </w:r>
+      <w:proofErr w:type="gramEnd"/>
     </w:p>
     <w:p>
       <w:pPr>
@@ -4839,6 +5102,7 @@
   <w:style w:type="character" w:default="1" w:styleId="a0">
     <w:name w:val="Default Paragraph Font"/>
     <w:uiPriority w:val="1"/>
+    <w:semiHidden/>
     <w:unhideWhenUsed/>
   </w:style>
   <w:style w:type="table" w:default="1" w:styleId="a1">
